--- a/Justificativas Técnicas Estrategica.docx
+++ b/Justificativas Técnicas Estrategica.docx
@@ -134,6 +134,32 @@
           <w:b/>
           <w:bCs/>
         </w:rPr>
+        <w:t>Eddie Alencar Cost</w:t>
+      </w:r>
+      <w:r>
+        <w:rPr>
+          <w:rFonts w:ascii="Arial" w:hAnsi="Arial" w:cs="Arial"/>
+          <w:b/>
+          <w:bCs/>
+        </w:rPr>
+        <w:t>a</w:t>
+      </w:r>
+    </w:p>
+    <w:p>
+      <w:pPr>
+        <w:jc w:val="center"/>
+        <w:rPr>
+          <w:rFonts w:ascii="Arial" w:hAnsi="Arial" w:cs="Arial"/>
+          <w:b/>
+          <w:bCs/>
+        </w:rPr>
+      </w:pPr>
+      <w:r>
+        <w:rPr>
+          <w:rFonts w:ascii="Arial" w:hAnsi="Arial" w:cs="Arial"/>
+          <w:b/>
+          <w:bCs/>
+        </w:rPr>
         <w:t xml:space="preserve">Matheus Santhiago </w:t>
       </w:r>
       <w:proofErr w:type="spellStart"/>
@@ -164,24 +190,6 @@
           <w:bCs/>
         </w:rPr>
       </w:pPr>
-      <w:r>
-        <w:rPr>
-          <w:rFonts w:ascii="Arial" w:hAnsi="Arial" w:cs="Arial"/>
-          <w:b/>
-          <w:bCs/>
-        </w:rPr>
-        <w:t>Eddie Alencar Costa</w:t>
-      </w:r>
-    </w:p>
-    <w:p>
-      <w:pPr>
-        <w:jc w:val="center"/>
-        <w:rPr>
-          <w:rFonts w:ascii="Arial" w:hAnsi="Arial" w:cs="Arial"/>
-          <w:b/>
-          <w:bCs/>
-        </w:rPr>
-      </w:pPr>
       <w:proofErr w:type="spellStart"/>
       <w:r>
         <w:rPr>
@@ -390,6 +398,24 @@
           <w:bCs/>
         </w:rPr>
         <w:lastRenderedPageBreak/>
+        <w:t xml:space="preserve">Eddie Alencar Costa </w:t>
+      </w:r>
+    </w:p>
+    <w:p>
+      <w:pPr>
+        <w:jc w:val="center"/>
+        <w:rPr>
+          <w:rFonts w:ascii="Arial" w:hAnsi="Arial" w:cs="Arial"/>
+          <w:b/>
+          <w:bCs/>
+        </w:rPr>
+      </w:pPr>
+      <w:r>
+        <w:rPr>
+          <w:rFonts w:ascii="Arial" w:hAnsi="Arial" w:cs="Arial"/>
+          <w:b/>
+          <w:bCs/>
+        </w:rPr>
         <w:t xml:space="preserve">Matheus Santhiago </w:t>
       </w:r>
       <w:proofErr w:type="spellStart"/>
@@ -409,24 +435,6 @@
           <w:bCs/>
         </w:rPr>
         <w:t xml:space="preserve"> de Souza </w:t>
-      </w:r>
-    </w:p>
-    <w:p>
-      <w:pPr>
-        <w:jc w:val="center"/>
-        <w:rPr>
-          <w:rFonts w:ascii="Arial" w:hAnsi="Arial" w:cs="Arial"/>
-          <w:b/>
-          <w:bCs/>
-        </w:rPr>
-      </w:pPr>
-      <w:r>
-        <w:rPr>
-          <w:rFonts w:ascii="Arial" w:hAnsi="Arial" w:cs="Arial"/>
-          <w:b/>
-          <w:bCs/>
-        </w:rPr>
-        <w:t xml:space="preserve">Eddie Alencar Costa </w:t>
       </w:r>
     </w:p>
     <w:p>
@@ -1146,32 +1154,6 @@
           <w:bCs/>
         </w:rPr>
       </w:pPr>
-      <w:r>
-        <w:rPr>
-          <w:rFonts w:ascii="Arial" w:hAnsi="Arial" w:cs="Arial"/>
-          <w:b/>
-          <w:bCs/>
-        </w:rPr>
-        <w:t>13.Link do Github.....................................................................</w:t>
-      </w:r>
-      <w:r>
-        <w:rPr>
-          <w:rFonts w:ascii="Arial" w:hAnsi="Arial" w:cs="Arial"/>
-          <w:b/>
-          <w:bCs/>
-        </w:rPr>
-        <w:t>09</w:t>
-      </w:r>
-    </w:p>
-    <w:p>
-      <w:pPr>
-        <w:jc w:val="center"/>
-        <w:rPr>
-          <w:rFonts w:ascii="Arial" w:hAnsi="Arial" w:cs="Arial"/>
-          <w:b/>
-          <w:bCs/>
-        </w:rPr>
-      </w:pPr>
     </w:p>
     <w:p>
       <w:pPr>
@@ -1554,6 +1536,23 @@
     </w:p>
     <w:p>
       <w:pPr>
+        <w:rPr>
+          <w:rFonts w:ascii="Arial" w:hAnsi="Arial" w:cs="Arial"/>
+          <w:b/>
+          <w:bCs/>
+        </w:rPr>
+      </w:pPr>
+      <w:r>
+        <w:rPr>
+          <w:rFonts w:ascii="Arial" w:hAnsi="Arial" w:cs="Arial"/>
+          <w:b/>
+          <w:bCs/>
+        </w:rPr>
+        <w:br w:type="page"/>
+      </w:r>
+    </w:p>
+    <w:p>
+      <w:pPr>
         <w:jc w:val="center"/>
         <w:rPr>
           <w:rFonts w:ascii="Arial" w:hAnsi="Arial" w:cs="Arial"/>
@@ -1568,7 +1567,16 @@
           <w:bCs/>
         </w:rPr>
         <w:lastRenderedPageBreak/>
-        <w:t>Justificativas Técnicas Estratégica C</w:t>
+        <w:t xml:space="preserve">Justificativas Técnicas Estratégica </w:t>
+      </w:r>
+      <w:proofErr w:type="spellStart"/>
+      <w:r>
+        <w:rPr>
+          <w:rFonts w:ascii="Arial" w:hAnsi="Arial" w:cs="Arial"/>
+          <w:b/>
+          <w:bCs/>
+        </w:rPr>
+        <w:t>C</w:t>
       </w:r>
       <w:r>
         <w:rPr>
@@ -1586,9 +1594,1088 @@
         </w:rPr>
         <w:t>ico</w:t>
       </w:r>
+      <w:proofErr w:type="spellEnd"/>
+    </w:p>
+    <w:p>
+      <w:pPr>
+        <w:rPr>
+          <w:rFonts w:ascii="Arial" w:hAnsi="Arial" w:cs="Arial"/>
+        </w:rPr>
+      </w:pPr>
+      <w:r>
+        <w:rPr>
+          <w:rFonts w:ascii="Arial" w:hAnsi="Arial" w:cs="Arial"/>
+        </w:rPr>
+        <w:t xml:space="preserve">A estratégia de criptografia adotada no sistema baseia-se no uso do algoritmo </w:t>
+      </w:r>
+      <w:proofErr w:type="spellStart"/>
+      <w:r>
+        <w:rPr>
+          <w:rFonts w:ascii="Arial" w:hAnsi="Arial" w:cs="Arial"/>
+        </w:rPr>
+        <w:t>BCrypt</w:t>
+      </w:r>
+      <w:proofErr w:type="spellEnd"/>
+      <w:r>
+        <w:rPr>
+          <w:rFonts w:ascii="Arial" w:hAnsi="Arial" w:cs="Arial"/>
+        </w:rPr>
+        <w:t xml:space="preserve"> para o tratamento de senhas dos usuários, visando garantir a confidencialidade e integridade das credenciais armazenadas. Diferentemente de abordagens obsoletas, como </w:t>
+      </w:r>
+      <w:proofErr w:type="spellStart"/>
+      <w:r>
+        <w:rPr>
+          <w:rFonts w:ascii="Arial" w:hAnsi="Arial" w:cs="Arial"/>
+        </w:rPr>
+        <w:t>hashes</w:t>
+      </w:r>
+      <w:proofErr w:type="spellEnd"/>
+      <w:r>
+        <w:rPr>
+          <w:rFonts w:ascii="Arial" w:hAnsi="Arial" w:cs="Arial"/>
+        </w:rPr>
+        <w:t xml:space="preserve"> rápidos (MD5 ou SHA-1), o </w:t>
+      </w:r>
+      <w:proofErr w:type="spellStart"/>
+      <w:r>
+        <w:rPr>
+          <w:rFonts w:ascii="Arial" w:hAnsi="Arial" w:cs="Arial"/>
+        </w:rPr>
+        <w:t>BCrypt</w:t>
+      </w:r>
+      <w:proofErr w:type="spellEnd"/>
+      <w:r>
+        <w:rPr>
+          <w:rFonts w:ascii="Arial" w:hAnsi="Arial" w:cs="Arial"/>
+        </w:rPr>
+        <w:t xml:space="preserve"> foi projetado especificamente para armazenamento seguro de senhas, incorporando mecanismos que dificultam ataques de força bruta e análise por tabelas </w:t>
+      </w:r>
+      <w:proofErr w:type="spellStart"/>
+      <w:r>
+        <w:rPr>
+          <w:rFonts w:ascii="Arial" w:hAnsi="Arial" w:cs="Arial"/>
+        </w:rPr>
+        <w:t>pré</w:t>
+      </w:r>
+      <w:proofErr w:type="spellEnd"/>
+      <w:r>
+        <w:rPr>
+          <w:rFonts w:ascii="Arial" w:hAnsi="Arial" w:cs="Arial"/>
+        </w:rPr>
+        <w:t>-computadas (</w:t>
+      </w:r>
+      <w:proofErr w:type="spellStart"/>
+      <w:r>
+        <w:rPr>
+          <w:rFonts w:ascii="Arial" w:hAnsi="Arial" w:cs="Arial"/>
+        </w:rPr>
+        <w:t>rainbow</w:t>
+      </w:r>
+      <w:proofErr w:type="spellEnd"/>
+      <w:r>
+        <w:rPr>
+          <w:rFonts w:ascii="Arial" w:hAnsi="Arial" w:cs="Arial"/>
+        </w:rPr>
+        <w:t xml:space="preserve"> </w:t>
+      </w:r>
+      <w:proofErr w:type="spellStart"/>
+      <w:r>
+        <w:rPr>
+          <w:rFonts w:ascii="Arial" w:hAnsi="Arial" w:cs="Arial"/>
+        </w:rPr>
+        <w:t>tables</w:t>
+      </w:r>
+      <w:proofErr w:type="spellEnd"/>
+      <w:r>
+        <w:rPr>
+          <w:rFonts w:ascii="Arial" w:hAnsi="Arial" w:cs="Arial"/>
+        </w:rPr>
+        <w:t>).</w:t>
+      </w:r>
+    </w:p>
+    <w:p>
+      <w:pPr>
+        <w:rPr>
+          <w:rFonts w:ascii="Arial" w:hAnsi="Arial" w:cs="Arial"/>
+        </w:rPr>
+      </w:pPr>
+      <w:r>
+        <w:rPr>
+          <w:rFonts w:ascii="Arial" w:hAnsi="Arial" w:cs="Arial"/>
+        </w:rPr>
+        <w:t xml:space="preserve">Um dos principais diferenciais do </w:t>
+      </w:r>
+      <w:proofErr w:type="spellStart"/>
+      <w:r>
+        <w:rPr>
+          <w:rFonts w:ascii="Arial" w:hAnsi="Arial" w:cs="Arial"/>
+        </w:rPr>
+        <w:t>BCrypt</w:t>
+      </w:r>
+      <w:proofErr w:type="spellEnd"/>
+      <w:r>
+        <w:rPr>
+          <w:rFonts w:ascii="Arial" w:hAnsi="Arial" w:cs="Arial"/>
+        </w:rPr>
+        <w:t xml:space="preserve"> é a utilização automática de </w:t>
+      </w:r>
+      <w:proofErr w:type="spellStart"/>
+      <w:r>
+        <w:rPr>
+          <w:rFonts w:ascii="Arial" w:hAnsi="Arial" w:cs="Arial"/>
+        </w:rPr>
+        <w:t>salt</w:t>
+      </w:r>
+      <w:proofErr w:type="spellEnd"/>
+      <w:r>
+        <w:rPr>
+          <w:rFonts w:ascii="Arial" w:hAnsi="Arial" w:cs="Arial"/>
+        </w:rPr>
+        <w:t xml:space="preserve"> criptográfico, que consiste na adição de um valor aleatório único a cada senha antes da geração do </w:t>
+      </w:r>
+      <w:proofErr w:type="spellStart"/>
+      <w:r>
+        <w:rPr>
+          <w:rFonts w:ascii="Arial" w:hAnsi="Arial" w:cs="Arial"/>
+        </w:rPr>
+        <w:t>hash</w:t>
+      </w:r>
+      <w:proofErr w:type="spellEnd"/>
+      <w:r>
+        <w:rPr>
+          <w:rFonts w:ascii="Arial" w:hAnsi="Arial" w:cs="Arial"/>
+        </w:rPr>
+        <w:t xml:space="preserve">. Essa abordagem garante que senhas idênticas resultem em </w:t>
+      </w:r>
+      <w:proofErr w:type="spellStart"/>
+      <w:r>
+        <w:rPr>
+          <w:rFonts w:ascii="Arial" w:hAnsi="Arial" w:cs="Arial"/>
+        </w:rPr>
+        <w:t>hashes</w:t>
+      </w:r>
+      <w:proofErr w:type="spellEnd"/>
+      <w:r>
+        <w:rPr>
+          <w:rFonts w:ascii="Arial" w:hAnsi="Arial" w:cs="Arial"/>
+        </w:rPr>
+        <w:t xml:space="preserve"> distintos, eliminando padrões previsíveis e aumentando significativamente a resistência </w:t>
+      </w:r>
+      <w:proofErr w:type="gramStart"/>
+      <w:r>
+        <w:rPr>
+          <w:rFonts w:ascii="Arial" w:hAnsi="Arial" w:cs="Arial"/>
+        </w:rPr>
+        <w:t>contra ataques</w:t>
+      </w:r>
+      <w:proofErr w:type="gramEnd"/>
+      <w:r>
+        <w:rPr>
+          <w:rFonts w:ascii="Arial" w:hAnsi="Arial" w:cs="Arial"/>
+        </w:rPr>
+        <w:t>.</w:t>
+      </w:r>
+    </w:p>
+    <w:p>
+      <w:pPr>
+        <w:rPr>
+          <w:rFonts w:ascii="Arial" w:hAnsi="Arial" w:cs="Arial"/>
+        </w:rPr>
+      </w:pPr>
+      <w:r>
+        <w:rPr>
+          <w:rFonts w:ascii="Arial" w:hAnsi="Arial" w:cs="Arial"/>
+        </w:rPr>
+        <w:t xml:space="preserve">Além disso, o algoritmo permite a configuração de um fator de custo computacional, definido no sistema pelo valor 10. Esse parâmetro controla o número de iterações necessárias para gerar o </w:t>
+      </w:r>
+      <w:proofErr w:type="spellStart"/>
+      <w:r>
+        <w:rPr>
+          <w:rFonts w:ascii="Arial" w:hAnsi="Arial" w:cs="Arial"/>
+        </w:rPr>
+        <w:t>hash</w:t>
+      </w:r>
+      <w:proofErr w:type="spellEnd"/>
+      <w:r>
+        <w:rPr>
+          <w:rFonts w:ascii="Arial" w:hAnsi="Arial" w:cs="Arial"/>
+        </w:rPr>
+        <w:t>, tornando o processo intencionalmente mais lento e, consequentemente, mais seguro contra tentativas de quebra por força bruta. A escolha do valor 10 representa um equilíbrio adequado entre desempenho e segurança, sendo amplamente adotada em aplicações modernas.</w:t>
+      </w:r>
+    </w:p>
+    <w:p>
+      <w:pPr>
+        <w:rPr>
+          <w:rFonts w:ascii="Arial" w:hAnsi="Arial" w:cs="Arial"/>
+        </w:rPr>
+      </w:pPr>
+      <w:r>
+        <w:rPr>
+          <w:rFonts w:ascii="Arial" w:hAnsi="Arial" w:cs="Arial"/>
+        </w:rPr>
+        <w:t xml:space="preserve">Outro ponto relevante é que o </w:t>
+      </w:r>
+      <w:proofErr w:type="spellStart"/>
+      <w:r>
+        <w:rPr>
+          <w:rFonts w:ascii="Arial" w:hAnsi="Arial" w:cs="Arial"/>
+        </w:rPr>
+        <w:t>BCrypt</w:t>
+      </w:r>
+      <w:proofErr w:type="spellEnd"/>
+      <w:r>
+        <w:rPr>
+          <w:rFonts w:ascii="Arial" w:hAnsi="Arial" w:cs="Arial"/>
+        </w:rPr>
+        <w:t xml:space="preserve"> encapsula internamente tanto o </w:t>
+      </w:r>
+      <w:proofErr w:type="spellStart"/>
+      <w:r>
+        <w:rPr>
+          <w:rFonts w:ascii="Arial" w:hAnsi="Arial" w:cs="Arial"/>
+        </w:rPr>
+        <w:t>salt</w:t>
+      </w:r>
+      <w:proofErr w:type="spellEnd"/>
+      <w:r>
+        <w:rPr>
+          <w:rFonts w:ascii="Arial" w:hAnsi="Arial" w:cs="Arial"/>
+        </w:rPr>
+        <w:t xml:space="preserve"> quanto o custo no próprio </w:t>
+      </w:r>
+      <w:proofErr w:type="spellStart"/>
+      <w:r>
+        <w:rPr>
+          <w:rFonts w:ascii="Arial" w:hAnsi="Arial" w:cs="Arial"/>
+        </w:rPr>
+        <w:t>hash</w:t>
+      </w:r>
+      <w:proofErr w:type="spellEnd"/>
+      <w:r>
+        <w:rPr>
+          <w:rFonts w:ascii="Arial" w:hAnsi="Arial" w:cs="Arial"/>
+        </w:rPr>
+        <w:t xml:space="preserve"> gerado, permitindo que a validação de senhas seja realizada de forma segura e transparente, sem necessidade de armazenamento adicional dessas informações.</w:t>
+      </w:r>
+    </w:p>
+    <w:p>
+      <w:pPr>
+        <w:rPr>
+          <w:rFonts w:ascii="Arial" w:hAnsi="Arial" w:cs="Arial"/>
+        </w:rPr>
+      </w:pPr>
+      <w:r>
+        <w:rPr>
+          <w:rFonts w:ascii="Arial" w:hAnsi="Arial" w:cs="Arial"/>
+        </w:rPr>
+        <w:t>Adicionalmente, a estratégia é complementada pela implementação de autenticação em duas etapas (2FA), que adiciona uma camada extra de proteção ao processo de login, mitigando riscos mesmo em cenários de comprometimento de credenciais.</w:t>
+      </w:r>
+    </w:p>
+    <w:p>
+      <w:pPr>
+        <w:rPr>
+          <w:rFonts w:ascii="Arial" w:hAnsi="Arial" w:cs="Arial"/>
+        </w:rPr>
+      </w:pPr>
+      <w:r>
+        <w:rPr>
+          <w:rFonts w:ascii="Arial" w:hAnsi="Arial" w:cs="Arial"/>
+        </w:rPr>
+        <w:t xml:space="preserve">Dessa forma, a utilização do </w:t>
+      </w:r>
+      <w:proofErr w:type="spellStart"/>
+      <w:r>
+        <w:rPr>
+          <w:rFonts w:ascii="Arial" w:hAnsi="Arial" w:cs="Arial"/>
+        </w:rPr>
+        <w:t>BCrypt</w:t>
+      </w:r>
+      <w:proofErr w:type="spellEnd"/>
+      <w:r>
+        <w:rPr>
+          <w:rFonts w:ascii="Arial" w:hAnsi="Arial" w:cs="Arial"/>
+        </w:rPr>
+        <w:t xml:space="preserve">, aliada ao uso de </w:t>
+      </w:r>
+      <w:proofErr w:type="spellStart"/>
+      <w:r>
+        <w:rPr>
+          <w:rFonts w:ascii="Arial" w:hAnsi="Arial" w:cs="Arial"/>
+        </w:rPr>
+        <w:t>salt</w:t>
+      </w:r>
+      <w:proofErr w:type="spellEnd"/>
+      <w:r>
+        <w:rPr>
+          <w:rFonts w:ascii="Arial" w:hAnsi="Arial" w:cs="Arial"/>
+        </w:rPr>
+        <w:t xml:space="preserve"> automático e controle de custo computacional, constitui uma abordagem robusta, aderente às boas práticas de segurança da informação e compatível com os princípios de proteção de dados estabelecidos pela LGPD.</w:t>
+      </w:r>
+    </w:p>
+    <w:p>
+      <w:pPr>
+        <w:jc w:val="center"/>
+        <w:rPr>
+          <w:rFonts w:ascii="Arial" w:hAnsi="Arial" w:cs="Arial"/>
+          <w:b/>
+          <w:bCs/>
+        </w:rPr>
+      </w:pPr>
+    </w:p>
+    <w:p>
+      <w:pPr>
+        <w:jc w:val="center"/>
+        <w:rPr>
+          <w:rFonts w:ascii="Arial" w:hAnsi="Arial" w:cs="Arial"/>
+          <w:b/>
+          <w:bCs/>
+        </w:rPr>
+      </w:pPr>
+    </w:p>
+    <w:p>
+      <w:pPr>
+        <w:jc w:val="center"/>
+        <w:rPr>
+          <w:rFonts w:ascii="Arial" w:hAnsi="Arial" w:cs="Arial"/>
+          <w:b/>
+          <w:bCs/>
+        </w:rPr>
+      </w:pPr>
+    </w:p>
+    <w:p>
+      <w:pPr>
+        <w:jc w:val="center"/>
+        <w:rPr>
+          <w:rFonts w:ascii="Arial" w:hAnsi="Arial" w:cs="Arial"/>
+          <w:b/>
+          <w:bCs/>
+        </w:rPr>
+      </w:pPr>
+    </w:p>
+    <w:p>
+      <w:pPr>
+        <w:jc w:val="center"/>
+        <w:rPr>
+          <w:rFonts w:ascii="Arial" w:hAnsi="Arial" w:cs="Arial"/>
+          <w:b/>
+          <w:bCs/>
+        </w:rPr>
+      </w:pPr>
+    </w:p>
+    <w:p>
+      <w:pPr>
+        <w:jc w:val="center"/>
+        <w:rPr>
+          <w:rFonts w:ascii="Arial" w:hAnsi="Arial" w:cs="Arial"/>
+          <w:b/>
+          <w:bCs/>
+        </w:rPr>
+      </w:pPr>
+      <w:r>
+        <w:rPr>
+          <w:rFonts w:ascii="Arial" w:hAnsi="Arial" w:cs="Arial"/>
+          <w:b/>
+          <w:bCs/>
+        </w:rPr>
+        <w:lastRenderedPageBreak/>
+        <w:t>CONCLUSÃO</w:t>
+      </w:r>
+    </w:p>
+    <w:p>
+      <w:pPr>
+        <w:jc w:val="center"/>
+        <w:rPr>
+          <w:rFonts w:ascii="Arial" w:hAnsi="Arial" w:cs="Arial"/>
+        </w:rPr>
+      </w:pPr>
+      <w:r>
+        <w:rPr>
+          <w:rFonts w:ascii="Arial" w:hAnsi="Arial" w:cs="Arial"/>
+        </w:rPr>
+        <w:t xml:space="preserve">A estratégia de segurança adotada no sistema demonstra aderência às boas práticas modernas de proteção de dados, especialmente no que se refere ao tratamento de credenciais sensíveis. A utilização do algoritmo </w:t>
+      </w:r>
+      <w:proofErr w:type="spellStart"/>
+      <w:r>
+        <w:rPr>
+          <w:rFonts w:ascii="Arial" w:hAnsi="Arial" w:cs="Arial"/>
+        </w:rPr>
+        <w:t>BCrypt</w:t>
+      </w:r>
+      <w:proofErr w:type="spellEnd"/>
+      <w:r>
+        <w:rPr>
+          <w:rFonts w:ascii="Arial" w:hAnsi="Arial" w:cs="Arial"/>
+        </w:rPr>
+        <w:t xml:space="preserve"> para criptografia de senhas garante um nível elevado de proteção, uma vez que incorpora mecanismos como </w:t>
+      </w:r>
+      <w:proofErr w:type="spellStart"/>
+      <w:r>
+        <w:rPr>
+          <w:rFonts w:ascii="Arial" w:hAnsi="Arial" w:cs="Arial"/>
+        </w:rPr>
+        <w:t>salt</w:t>
+      </w:r>
+      <w:proofErr w:type="spellEnd"/>
+      <w:r>
+        <w:rPr>
+          <w:rFonts w:ascii="Arial" w:hAnsi="Arial" w:cs="Arial"/>
+        </w:rPr>
+        <w:t xml:space="preserve"> automático e fator de custo configurável, dificultando significativamente ataques de força bruta e exploração por tabelas </w:t>
+      </w:r>
+      <w:proofErr w:type="spellStart"/>
+      <w:r>
+        <w:rPr>
+          <w:rFonts w:ascii="Arial" w:hAnsi="Arial" w:cs="Arial"/>
+        </w:rPr>
+        <w:t>pré</w:t>
+      </w:r>
+      <w:proofErr w:type="spellEnd"/>
+      <w:r>
+        <w:rPr>
+          <w:rFonts w:ascii="Arial" w:hAnsi="Arial" w:cs="Arial"/>
+        </w:rPr>
+        <w:t>-computadas.</w:t>
+      </w:r>
+    </w:p>
+    <w:p>
+      <w:pPr>
+        <w:jc w:val="center"/>
+        <w:rPr>
+          <w:rFonts w:ascii="Arial" w:hAnsi="Arial" w:cs="Arial"/>
+        </w:rPr>
+      </w:pPr>
+      <w:r>
+        <w:rPr>
+          <w:rFonts w:ascii="Arial" w:hAnsi="Arial" w:cs="Arial"/>
+        </w:rPr>
+        <w:t>A escolha do fator de custo 10 representa um equilíbrio adequado entre desempenho e segurança, sendo suficiente para mitigar riscos sem comprometer a experiência do usuário. Além disso, a implementação de autenticação em duas etapas (2FA) reforça a segurança do processo de login, reduzindo a probabilidade de acessos não autorizados mesmo em casos de comprometimento de senha.</w:t>
+      </w:r>
+    </w:p>
+    <w:p>
+      <w:pPr>
+        <w:jc w:val="center"/>
+        <w:rPr>
+          <w:rFonts w:ascii="Arial" w:hAnsi="Arial" w:cs="Arial"/>
+        </w:rPr>
+      </w:pPr>
+      <w:r>
+        <w:rPr>
+          <w:rFonts w:ascii="Arial" w:hAnsi="Arial" w:cs="Arial"/>
+        </w:rPr>
+        <w:t>Sob a perspectiva da legislação, a abordagem adotada está alinhada aos princípios da Lei Geral de Proteção de Dados Pessoais, especialmente no que tange à segurança, prevenção e proteção de dados pessoais. Dessa forma, o sistema apresenta uma arquitetura de segurança robusta, adequada ao contexto atual de ameaças e em conformidade com requisitos técnicos e legais.</w:t>
+      </w:r>
+    </w:p>
+    <w:p>
+      <w:pPr>
+        <w:jc w:val="center"/>
+        <w:rPr>
+          <w:rFonts w:ascii="Arial" w:hAnsi="Arial" w:cs="Arial"/>
+          <w:b/>
+          <w:bCs/>
+        </w:rPr>
+      </w:pPr>
+    </w:p>
+    <w:p>
+      <w:pPr>
+        <w:jc w:val="center"/>
+        <w:rPr>
+          <w:rFonts w:ascii="Arial" w:hAnsi="Arial" w:cs="Arial"/>
+          <w:b/>
+          <w:bCs/>
+        </w:rPr>
+      </w:pPr>
+    </w:p>
+    <w:p>
+      <w:pPr>
+        <w:jc w:val="center"/>
+        <w:rPr>
+          <w:rFonts w:ascii="Arial" w:hAnsi="Arial" w:cs="Arial"/>
+          <w:b/>
+          <w:bCs/>
+        </w:rPr>
+      </w:pPr>
+    </w:p>
+    <w:p>
+      <w:pPr>
+        <w:jc w:val="center"/>
+        <w:rPr>
+          <w:rFonts w:ascii="Arial" w:hAnsi="Arial" w:cs="Arial"/>
+          <w:b/>
+          <w:bCs/>
+        </w:rPr>
+      </w:pPr>
+    </w:p>
+    <w:p>
+      <w:pPr>
+        <w:jc w:val="center"/>
+        <w:rPr>
+          <w:rFonts w:ascii="Arial" w:hAnsi="Arial" w:cs="Arial"/>
+          <w:b/>
+          <w:bCs/>
+        </w:rPr>
+      </w:pPr>
+    </w:p>
+    <w:p>
+      <w:pPr>
+        <w:jc w:val="center"/>
+        <w:rPr>
+          <w:rFonts w:ascii="Arial" w:hAnsi="Arial" w:cs="Arial"/>
+          <w:b/>
+          <w:bCs/>
+        </w:rPr>
+      </w:pPr>
+    </w:p>
+    <w:p>
+      <w:pPr>
+        <w:jc w:val="center"/>
+        <w:rPr>
+          <w:rFonts w:ascii="Arial" w:hAnsi="Arial" w:cs="Arial"/>
+          <w:b/>
+          <w:bCs/>
+        </w:rPr>
+      </w:pPr>
+    </w:p>
+    <w:p>
+      <w:pPr>
+        <w:jc w:val="center"/>
+        <w:rPr>
+          <w:rFonts w:ascii="Arial" w:hAnsi="Arial" w:cs="Arial"/>
+          <w:b/>
+          <w:bCs/>
+        </w:rPr>
+      </w:pPr>
+    </w:p>
+    <w:p>
+      <w:pPr>
+        <w:jc w:val="center"/>
+        <w:rPr>
+          <w:rFonts w:ascii="Arial" w:hAnsi="Arial" w:cs="Arial"/>
+          <w:b/>
+          <w:bCs/>
+        </w:rPr>
+      </w:pPr>
+    </w:p>
+    <w:p>
+      <w:pPr>
+        <w:jc w:val="center"/>
+        <w:rPr>
+          <w:rFonts w:ascii="Arial" w:hAnsi="Arial" w:cs="Arial"/>
+          <w:b/>
+          <w:bCs/>
+        </w:rPr>
+      </w:pPr>
+    </w:p>
+    <w:p>
+      <w:pPr>
+        <w:jc w:val="center"/>
+        <w:rPr>
+          <w:rFonts w:ascii="Arial" w:hAnsi="Arial" w:cs="Arial"/>
+          <w:b/>
+          <w:bCs/>
+        </w:rPr>
+      </w:pPr>
+    </w:p>
+    <w:p>
+      <w:pPr>
+        <w:jc w:val="center"/>
+        <w:rPr>
+          <w:rFonts w:ascii="Arial" w:hAnsi="Arial" w:cs="Arial"/>
+          <w:b/>
+          <w:bCs/>
+        </w:rPr>
+      </w:pPr>
+    </w:p>
+    <w:p>
+      <w:pPr>
+        <w:jc w:val="center"/>
+        <w:rPr>
+          <w:rFonts w:ascii="Arial" w:hAnsi="Arial" w:cs="Arial"/>
+          <w:b/>
+          <w:bCs/>
+        </w:rPr>
+      </w:pPr>
+    </w:p>
+    <w:p>
+      <w:pPr>
+        <w:jc w:val="center"/>
+        <w:rPr>
+          <w:rFonts w:ascii="Arial" w:hAnsi="Arial" w:cs="Arial"/>
+          <w:b/>
+          <w:bCs/>
+        </w:rPr>
+      </w:pPr>
+    </w:p>
+    <w:p>
+      <w:pPr>
+        <w:jc w:val="center"/>
+        <w:rPr>
+          <w:rFonts w:ascii="Arial" w:hAnsi="Arial" w:cs="Arial"/>
+          <w:b/>
+          <w:bCs/>
+        </w:rPr>
+      </w:pPr>
+    </w:p>
+    <w:p>
+      <w:pPr>
+        <w:jc w:val="center"/>
+        <w:rPr>
+          <w:rFonts w:ascii="Arial" w:hAnsi="Arial" w:cs="Arial"/>
+          <w:b/>
+          <w:bCs/>
+        </w:rPr>
+      </w:pPr>
+      <w:r>
+        <w:rPr>
+          <w:rFonts w:ascii="Arial" w:hAnsi="Arial" w:cs="Arial"/>
+          <w:b/>
+          <w:bCs/>
+        </w:rPr>
+        <w:lastRenderedPageBreak/>
+        <w:t>REFERÊNCIAS</w:t>
+      </w:r>
+    </w:p>
+    <w:p>
+      <w:pPr>
+        <w:numPr>
+          <w:ilvl w:val="0"/>
+          <w:numId w:val="1"/>
+        </w:numPr>
+        <w:jc w:val="center"/>
+        <w:rPr>
+          <w:rFonts w:ascii="Arial" w:hAnsi="Arial" w:cs="Arial"/>
+          <w:b/>
+          <w:bCs/>
+        </w:rPr>
+      </w:pPr>
+      <w:r>
+        <w:rPr>
+          <w:rFonts w:ascii="Arial" w:hAnsi="Arial" w:cs="Arial"/>
+          <w:b/>
+          <w:bCs/>
+        </w:rPr>
+        <w:t xml:space="preserve">OWASP. </w:t>
+      </w:r>
+      <w:proofErr w:type="spellStart"/>
+      <w:r>
+        <w:rPr>
+          <w:rFonts w:ascii="Arial" w:hAnsi="Arial" w:cs="Arial"/>
+          <w:b/>
+          <w:bCs/>
+          <w:i/>
+          <w:iCs/>
+        </w:rPr>
+        <w:t>Password</w:t>
+      </w:r>
+      <w:proofErr w:type="spellEnd"/>
+      <w:r>
+        <w:rPr>
+          <w:rFonts w:ascii="Arial" w:hAnsi="Arial" w:cs="Arial"/>
+          <w:b/>
+          <w:bCs/>
+          <w:i/>
+          <w:iCs/>
+        </w:rPr>
+        <w:t xml:space="preserve"> </w:t>
+      </w:r>
+      <w:proofErr w:type="spellStart"/>
+      <w:r>
+        <w:rPr>
+          <w:rFonts w:ascii="Arial" w:hAnsi="Arial" w:cs="Arial"/>
+          <w:b/>
+          <w:bCs/>
+          <w:i/>
+          <w:iCs/>
+        </w:rPr>
+        <w:t>Storage</w:t>
+      </w:r>
+      <w:proofErr w:type="spellEnd"/>
+      <w:r>
+        <w:rPr>
+          <w:rFonts w:ascii="Arial" w:hAnsi="Arial" w:cs="Arial"/>
+          <w:b/>
+          <w:bCs/>
+          <w:i/>
+          <w:iCs/>
+        </w:rPr>
+        <w:t xml:space="preserve"> </w:t>
+      </w:r>
+      <w:proofErr w:type="spellStart"/>
+      <w:r>
+        <w:rPr>
+          <w:rFonts w:ascii="Arial" w:hAnsi="Arial" w:cs="Arial"/>
+          <w:b/>
+          <w:bCs/>
+          <w:i/>
+          <w:iCs/>
+        </w:rPr>
+        <w:t>Cheat</w:t>
+      </w:r>
+      <w:proofErr w:type="spellEnd"/>
+      <w:r>
+        <w:rPr>
+          <w:rFonts w:ascii="Arial" w:hAnsi="Arial" w:cs="Arial"/>
+          <w:b/>
+          <w:bCs/>
+          <w:i/>
+          <w:iCs/>
+        </w:rPr>
+        <w:t xml:space="preserve"> </w:t>
+      </w:r>
+      <w:proofErr w:type="spellStart"/>
+      <w:r>
+        <w:rPr>
+          <w:rFonts w:ascii="Arial" w:hAnsi="Arial" w:cs="Arial"/>
+          <w:b/>
+          <w:bCs/>
+          <w:i/>
+          <w:iCs/>
+        </w:rPr>
+        <w:t>Sheet</w:t>
+      </w:r>
+      <w:proofErr w:type="spellEnd"/>
+      <w:r>
+        <w:rPr>
+          <w:rFonts w:ascii="Arial" w:hAnsi="Arial" w:cs="Arial"/>
+          <w:b/>
+          <w:bCs/>
+        </w:rPr>
+        <w:t xml:space="preserve">. Disponível em: </w:t>
+      </w:r>
+      <w:hyperlink r:id="rId8" w:tgtFrame="_new" w:history="1">
+        <w:r>
+          <w:rPr>
+            <w:rStyle w:val="Hyperlink"/>
+            <w:rFonts w:ascii="Arial" w:hAnsi="Arial" w:cs="Arial"/>
+            <w:b/>
+            <w:bCs/>
+          </w:rPr>
+          <w:t>https://cheatsheetseries.owasp.org</w:t>
+        </w:r>
+      </w:hyperlink>
+    </w:p>
+    <w:p>
+      <w:pPr>
+        <w:numPr>
+          <w:ilvl w:val="0"/>
+          <w:numId w:val="1"/>
+        </w:numPr>
+        <w:jc w:val="center"/>
+        <w:rPr>
+          <w:rFonts w:ascii="Arial" w:hAnsi="Arial" w:cs="Arial"/>
+          <w:b/>
+          <w:bCs/>
+        </w:rPr>
+      </w:pPr>
+      <w:r>
+        <w:rPr>
+          <w:rFonts w:ascii="Arial" w:hAnsi="Arial" w:cs="Arial"/>
+          <w:b/>
+          <w:bCs/>
+        </w:rPr>
+        <w:t xml:space="preserve">NIST. </w:t>
+      </w:r>
+      <w:r>
+        <w:rPr>
+          <w:rFonts w:ascii="Arial" w:hAnsi="Arial" w:cs="Arial"/>
+          <w:b/>
+          <w:bCs/>
+          <w:i/>
+          <w:iCs/>
+        </w:rPr>
+        <w:t xml:space="preserve">Digital </w:t>
+      </w:r>
+      <w:proofErr w:type="spellStart"/>
+      <w:r>
+        <w:rPr>
+          <w:rFonts w:ascii="Arial" w:hAnsi="Arial" w:cs="Arial"/>
+          <w:b/>
+          <w:bCs/>
+          <w:i/>
+          <w:iCs/>
+        </w:rPr>
+        <w:t>Identity</w:t>
+      </w:r>
+      <w:proofErr w:type="spellEnd"/>
+      <w:r>
+        <w:rPr>
+          <w:rFonts w:ascii="Arial" w:hAnsi="Arial" w:cs="Arial"/>
+          <w:b/>
+          <w:bCs/>
+          <w:i/>
+          <w:iCs/>
+        </w:rPr>
+        <w:t xml:space="preserve"> </w:t>
+      </w:r>
+      <w:proofErr w:type="spellStart"/>
+      <w:r>
+        <w:rPr>
+          <w:rFonts w:ascii="Arial" w:hAnsi="Arial" w:cs="Arial"/>
+          <w:b/>
+          <w:bCs/>
+          <w:i/>
+          <w:iCs/>
+        </w:rPr>
+        <w:t>Guidelines</w:t>
+      </w:r>
+      <w:proofErr w:type="spellEnd"/>
+      <w:r>
+        <w:rPr>
+          <w:rFonts w:ascii="Arial" w:hAnsi="Arial" w:cs="Arial"/>
+          <w:b/>
+          <w:bCs/>
+          <w:i/>
+          <w:iCs/>
+        </w:rPr>
+        <w:t xml:space="preserve"> (SP 800-63B)</w:t>
+      </w:r>
+      <w:r>
+        <w:rPr>
+          <w:rFonts w:ascii="Arial" w:hAnsi="Arial" w:cs="Arial"/>
+          <w:b/>
+          <w:bCs/>
+        </w:rPr>
+        <w:t xml:space="preserve">. Disponível em: </w:t>
+      </w:r>
+      <w:hyperlink r:id="rId9" w:tgtFrame="_new" w:history="1">
+        <w:r>
+          <w:rPr>
+            <w:rStyle w:val="Hyperlink"/>
+            <w:rFonts w:ascii="Arial" w:hAnsi="Arial" w:cs="Arial"/>
+            <w:b/>
+            <w:bCs/>
+          </w:rPr>
+          <w:t>https://pages.nist.gov</w:t>
+        </w:r>
+      </w:hyperlink>
+    </w:p>
+    <w:p>
+      <w:pPr>
+        <w:numPr>
+          <w:ilvl w:val="0"/>
+          <w:numId w:val="1"/>
+        </w:numPr>
+        <w:jc w:val="center"/>
+        <w:rPr>
+          <w:rFonts w:ascii="Arial" w:hAnsi="Arial" w:cs="Arial"/>
+          <w:b/>
+          <w:bCs/>
+        </w:rPr>
+      </w:pPr>
+      <w:r>
+        <w:rPr>
+          <w:rFonts w:ascii="Arial" w:hAnsi="Arial" w:cs="Arial"/>
+          <w:b/>
+          <w:bCs/>
+        </w:rPr>
+        <w:t>Lei Geral de Proteção de Dados Pessoais (Lei nº 13.709/2018). Disponível em: http://www.planalto.gov.br</w:t>
+      </w:r>
+    </w:p>
+    <w:p>
+      <w:pPr>
+        <w:numPr>
+          <w:ilvl w:val="0"/>
+          <w:numId w:val="1"/>
+        </w:numPr>
+        <w:jc w:val="center"/>
+        <w:rPr>
+          <w:rFonts w:ascii="Arial" w:hAnsi="Arial" w:cs="Arial"/>
+          <w:b/>
+          <w:bCs/>
+        </w:rPr>
+      </w:pPr>
+      <w:r>
+        <w:rPr>
+          <w:rFonts w:ascii="Arial" w:hAnsi="Arial" w:cs="Arial"/>
+          <w:b/>
+          <w:bCs/>
+        </w:rPr>
+        <w:t xml:space="preserve">Spring Security. </w:t>
+      </w:r>
+      <w:proofErr w:type="spellStart"/>
+      <w:r>
+        <w:rPr>
+          <w:rFonts w:ascii="Arial" w:hAnsi="Arial" w:cs="Arial"/>
+          <w:b/>
+          <w:bCs/>
+          <w:i/>
+          <w:iCs/>
+        </w:rPr>
+        <w:t>BCryptPasswordEncoder</w:t>
+      </w:r>
+      <w:proofErr w:type="spellEnd"/>
+      <w:r>
+        <w:rPr>
+          <w:rFonts w:ascii="Arial" w:hAnsi="Arial" w:cs="Arial"/>
+          <w:b/>
+          <w:bCs/>
+          <w:i/>
+          <w:iCs/>
+        </w:rPr>
+        <w:t xml:space="preserve"> </w:t>
+      </w:r>
+      <w:proofErr w:type="spellStart"/>
+      <w:r>
+        <w:rPr>
+          <w:rFonts w:ascii="Arial" w:hAnsi="Arial" w:cs="Arial"/>
+          <w:b/>
+          <w:bCs/>
+          <w:i/>
+          <w:iCs/>
+        </w:rPr>
+        <w:t>Documentation</w:t>
+      </w:r>
+      <w:proofErr w:type="spellEnd"/>
+      <w:r>
+        <w:rPr>
+          <w:rFonts w:ascii="Arial" w:hAnsi="Arial" w:cs="Arial"/>
+          <w:b/>
+          <w:bCs/>
+        </w:rPr>
+        <w:t xml:space="preserve">. Disponível em: </w:t>
+      </w:r>
+      <w:hyperlink r:id="rId10" w:tgtFrame="_new" w:history="1">
+        <w:r>
+          <w:rPr>
+            <w:rStyle w:val="Hyperlink"/>
+            <w:rFonts w:ascii="Arial" w:hAnsi="Arial" w:cs="Arial"/>
+            <w:b/>
+            <w:bCs/>
+          </w:rPr>
+          <w:t>https://docs.spring.io</w:t>
+        </w:r>
+      </w:hyperlink>
+    </w:p>
+    <w:p>
+      <w:pPr>
+        <w:numPr>
+          <w:ilvl w:val="0"/>
+          <w:numId w:val="1"/>
+        </w:numPr>
+        <w:jc w:val="center"/>
+        <w:rPr>
+          <w:rFonts w:ascii="Arial" w:hAnsi="Arial" w:cs="Arial"/>
+          <w:b/>
+          <w:bCs/>
+        </w:rPr>
+      </w:pPr>
+      <w:r>
+        <w:rPr>
+          <w:rFonts w:ascii="Arial" w:hAnsi="Arial" w:cs="Arial"/>
+          <w:b/>
+          <w:bCs/>
+        </w:rPr>
+        <w:t xml:space="preserve">Auth0. </w:t>
+      </w:r>
+      <w:proofErr w:type="spellStart"/>
+      <w:r>
+        <w:rPr>
+          <w:rFonts w:ascii="Arial" w:hAnsi="Arial" w:cs="Arial"/>
+          <w:b/>
+          <w:bCs/>
+          <w:i/>
+          <w:iCs/>
+        </w:rPr>
+        <w:t>Hashing</w:t>
+      </w:r>
+      <w:proofErr w:type="spellEnd"/>
+      <w:r>
+        <w:rPr>
+          <w:rFonts w:ascii="Arial" w:hAnsi="Arial" w:cs="Arial"/>
+          <w:b/>
+          <w:bCs/>
+          <w:i/>
+          <w:iCs/>
+        </w:rPr>
+        <w:t xml:space="preserve"> in </w:t>
+      </w:r>
+      <w:proofErr w:type="spellStart"/>
+      <w:r>
+        <w:rPr>
+          <w:rFonts w:ascii="Arial" w:hAnsi="Arial" w:cs="Arial"/>
+          <w:b/>
+          <w:bCs/>
+          <w:i/>
+          <w:iCs/>
+        </w:rPr>
+        <w:t>Action</w:t>
+      </w:r>
+      <w:proofErr w:type="spellEnd"/>
+      <w:r>
+        <w:rPr>
+          <w:rFonts w:ascii="Arial" w:hAnsi="Arial" w:cs="Arial"/>
+          <w:b/>
+          <w:bCs/>
+          <w:i/>
+          <w:iCs/>
+        </w:rPr>
+        <w:t xml:space="preserve">: </w:t>
+      </w:r>
+      <w:proofErr w:type="spellStart"/>
+      <w:r>
+        <w:rPr>
+          <w:rFonts w:ascii="Arial" w:hAnsi="Arial" w:cs="Arial"/>
+          <w:b/>
+          <w:bCs/>
+          <w:i/>
+          <w:iCs/>
+        </w:rPr>
+        <w:t>Understanding</w:t>
+      </w:r>
+      <w:proofErr w:type="spellEnd"/>
+      <w:r>
+        <w:rPr>
+          <w:rFonts w:ascii="Arial" w:hAnsi="Arial" w:cs="Arial"/>
+          <w:b/>
+          <w:bCs/>
+          <w:i/>
+          <w:iCs/>
+        </w:rPr>
+        <w:t xml:space="preserve"> </w:t>
+      </w:r>
+      <w:proofErr w:type="spellStart"/>
+      <w:r>
+        <w:rPr>
+          <w:rFonts w:ascii="Arial" w:hAnsi="Arial" w:cs="Arial"/>
+          <w:b/>
+          <w:bCs/>
+          <w:i/>
+          <w:iCs/>
+        </w:rPr>
+        <w:t>bcrypt</w:t>
+      </w:r>
+      <w:proofErr w:type="spellEnd"/>
+      <w:r>
+        <w:rPr>
+          <w:rFonts w:ascii="Arial" w:hAnsi="Arial" w:cs="Arial"/>
+          <w:b/>
+          <w:bCs/>
+        </w:rPr>
+        <w:t xml:space="preserve">. Disponível em: </w:t>
+      </w:r>
+      <w:hyperlink r:id="rId11" w:tgtFrame="_new" w:history="1">
+        <w:r>
+          <w:rPr>
+            <w:rStyle w:val="Hyperlink"/>
+            <w:rFonts w:ascii="Arial" w:hAnsi="Arial" w:cs="Arial"/>
+            <w:b/>
+            <w:bCs/>
+          </w:rPr>
+          <w:t>https://auth0.com</w:t>
+        </w:r>
+      </w:hyperlink>
+    </w:p>
+    <w:p>
+      <w:pPr>
+        <w:jc w:val="center"/>
+        <w:rPr>
+          <w:rFonts w:ascii="Arial" w:hAnsi="Arial" w:cs="Arial"/>
+          <w:b/>
+          <w:bCs/>
+        </w:rPr>
+      </w:pPr>
     </w:p>
     <w:sectPr>
-      <w:footerReference w:type="default" r:id="rId7"/>
+      <w:footerReference w:type="default" r:id="rId12"/>
       <w:pgSz w:w="11906" w:h="16838" w:code="9"/>
       <w:pgMar w:top="1701" w:right="1134" w:bottom="1134" w:left="1701" w:header="708" w:footer="708" w:gutter="0"/>
       <w:cols w:space="708"/>
@@ -1761,6 +2848,163 @@
     </w:p>
   </w:footnote>
 </w:footnotes>
+</file>
+
+<file path=word/numbering.xml><?xml version="1.0" encoding="utf-8"?>
+<w:numbering xmlns:wpc="http://schemas.microsoft.com/office/word/2010/wordprocessingCanvas" xmlns:cx="http://schemas.microsoft.com/office/drawing/2014/chartex" xmlns:cx1="http://schemas.microsoft.com/office/drawing/2015/9/8/chartex" xmlns:cx2="http://schemas.microsoft.com/office/drawing/2015/10/21/chartex" xmlns:cx3="http://schemas.microsoft.com/office/drawing/2016/5/9/chartex" xmlns:cx4="http://schemas.microsoft.com/office/drawing/2016/5/10/chartex" xmlns:cx5="http://schemas.microsoft.com/office/drawing/2016/5/11/chartex" xmlns:cx6="http://schemas.microsoft.com/office/drawing/2016/5/12/chartex" xmlns:cx7="http://schemas.microsoft.com/office/drawing/2016/5/13/chartex" xmlns:cx8="http://schemas.microsoft.com/office/drawing/2016/5/14/chartex" xmlns:mc="http://schemas.openxmlformats.org/markup-compatibility/2006" xmlns:aink="http://schemas.microsoft.com/office/drawing/2016/ink" xmlns:am3d="http://schemas.microsoft.com/office/drawing/2017/model3d" xmlns:o="urn:schemas-microsoft-com:office:office" xmlns:oel="http://schemas.microsoft.com/office/2019/extlst" xmlns:r="http://schemas.openxmlformats.org/officeDocument/2006/relationships" xmlns:m="http://schemas.openxmlformats.org/officeDocument/2006/math" xmlns:v="urn:schemas-microsoft-com:vml" xmlns:wp14="http://schemas.microsoft.com/office/word/2010/wordprocessingDrawing" xmlns:wp="http://schemas.openxmlformats.org/drawingml/2006/wordprocessingDrawing" xmlns:w10="urn:schemas-microsoft-com:office:word" xmlns:w="http://schemas.openxmlformats.org/wordprocessingml/2006/main" xmlns:w14="http://schemas.microsoft.com/office/word/2010/wordml" xmlns:w15="http://schemas.microsoft.com/office/word/2012/wordml" xmlns:w16cex="http://schemas.microsoft.com/office/word/2018/wordml/cex" xmlns:w16cid="http://schemas.microsoft.com/office/word/2016/wordml/cid" xmlns:w16="http://schemas.microsoft.com/office/word/2018/wordml" xmlns:w16du="http://schemas.microsoft.com/office/word/2023/wordml/word16du" xmlns:w16sdtdh="http://schemas.microsoft.com/office/word/2020/wordml/sdtdatahash" xmlns:w16sdtfl="http://schemas.microsoft.com/office/word/2024/wordml/sdtformatlock" xmlns:w16se="http://schemas.microsoft.com/office/word/2015/wordml/symex" xmlns:wpg="http://schemas.microsoft.com/office/word/2010/wordprocessingGroup" xmlns:wpi="http://schemas.microsoft.com/office/word/2010/wordprocessingInk" xmlns:wne="http://schemas.microsoft.com/office/word/2006/wordml" xmlns:wps="http://schemas.microsoft.com/office/word/2010/wordprocessingShape" mc:Ignorable="w14 w15 w16se w16cid w16 w16cex w16sdtdh w16sdtfl w16du wp14">
+  <w:abstractNum w:abstractNumId="0" w15:restartNumberingAfterBreak="0">
+    <w:nsid w:val="524A3186"/>
+    <w:multiLevelType w:val="multilevel"/>
+    <w:tmpl w:val="185283C0"/>
+    <w:lvl w:ilvl="0">
+      <w:start w:val="1"/>
+      <w:numFmt w:val="bullet"/>
+      <w:lvlText w:val=""/>
+      <w:lvlJc w:val="left"/>
+      <w:pPr>
+        <w:tabs>
+          <w:tab w:val="num" w:pos="720"/>
+        </w:tabs>
+        <w:ind w:left="720" w:hanging="360"/>
+      </w:pPr>
+      <w:rPr>
+        <w:rFonts w:ascii="Symbol" w:hAnsi="Symbol" w:hint="default"/>
+        <w:sz w:val="20"/>
+      </w:rPr>
+    </w:lvl>
+    <w:lvl w:ilvl="1" w:tentative="1">
+      <w:start w:val="1"/>
+      <w:numFmt w:val="bullet"/>
+      <w:lvlText w:val="o"/>
+      <w:lvlJc w:val="left"/>
+      <w:pPr>
+        <w:tabs>
+          <w:tab w:val="num" w:pos="1440"/>
+        </w:tabs>
+        <w:ind w:left="1440" w:hanging="360"/>
+      </w:pPr>
+      <w:rPr>
+        <w:rFonts w:ascii="Courier New" w:hAnsi="Courier New" w:hint="default"/>
+        <w:sz w:val="20"/>
+      </w:rPr>
+    </w:lvl>
+    <w:lvl w:ilvl="2" w:tentative="1">
+      <w:start w:val="1"/>
+      <w:numFmt w:val="bullet"/>
+      <w:lvlText w:val=""/>
+      <w:lvlJc w:val="left"/>
+      <w:pPr>
+        <w:tabs>
+          <w:tab w:val="num" w:pos="2160"/>
+        </w:tabs>
+        <w:ind w:left="2160" w:hanging="360"/>
+      </w:pPr>
+      <w:rPr>
+        <w:rFonts w:ascii="Wingdings" w:hAnsi="Wingdings" w:hint="default"/>
+        <w:sz w:val="20"/>
+      </w:rPr>
+    </w:lvl>
+    <w:lvl w:ilvl="3" w:tentative="1">
+      <w:start w:val="1"/>
+      <w:numFmt w:val="bullet"/>
+      <w:lvlText w:val=""/>
+      <w:lvlJc w:val="left"/>
+      <w:pPr>
+        <w:tabs>
+          <w:tab w:val="num" w:pos="2880"/>
+        </w:tabs>
+        <w:ind w:left="2880" w:hanging="360"/>
+      </w:pPr>
+      <w:rPr>
+        <w:rFonts w:ascii="Wingdings" w:hAnsi="Wingdings" w:hint="default"/>
+        <w:sz w:val="20"/>
+      </w:rPr>
+    </w:lvl>
+    <w:lvl w:ilvl="4" w:tentative="1">
+      <w:start w:val="1"/>
+      <w:numFmt w:val="bullet"/>
+      <w:lvlText w:val=""/>
+      <w:lvlJc w:val="left"/>
+      <w:pPr>
+        <w:tabs>
+          <w:tab w:val="num" w:pos="3600"/>
+        </w:tabs>
+        <w:ind w:left="3600" w:hanging="360"/>
+      </w:pPr>
+      <w:rPr>
+        <w:rFonts w:ascii="Wingdings" w:hAnsi="Wingdings" w:hint="default"/>
+        <w:sz w:val="20"/>
+      </w:rPr>
+    </w:lvl>
+    <w:lvl w:ilvl="5" w:tentative="1">
+      <w:start w:val="1"/>
+      <w:numFmt w:val="bullet"/>
+      <w:lvlText w:val=""/>
+      <w:lvlJc w:val="left"/>
+      <w:pPr>
+        <w:tabs>
+          <w:tab w:val="num" w:pos="4320"/>
+        </w:tabs>
+        <w:ind w:left="4320" w:hanging="360"/>
+      </w:pPr>
+      <w:rPr>
+        <w:rFonts w:ascii="Wingdings" w:hAnsi="Wingdings" w:hint="default"/>
+        <w:sz w:val="20"/>
+      </w:rPr>
+    </w:lvl>
+    <w:lvl w:ilvl="6" w:tentative="1">
+      <w:start w:val="1"/>
+      <w:numFmt w:val="bullet"/>
+      <w:lvlText w:val=""/>
+      <w:lvlJc w:val="left"/>
+      <w:pPr>
+        <w:tabs>
+          <w:tab w:val="num" w:pos="5040"/>
+        </w:tabs>
+        <w:ind w:left="5040" w:hanging="360"/>
+      </w:pPr>
+      <w:rPr>
+        <w:rFonts w:ascii="Wingdings" w:hAnsi="Wingdings" w:hint="default"/>
+        <w:sz w:val="20"/>
+      </w:rPr>
+    </w:lvl>
+    <w:lvl w:ilvl="7" w:tentative="1">
+      <w:start w:val="1"/>
+      <w:numFmt w:val="bullet"/>
+      <w:lvlText w:val=""/>
+      <w:lvlJc w:val="left"/>
+      <w:pPr>
+        <w:tabs>
+          <w:tab w:val="num" w:pos="5760"/>
+        </w:tabs>
+        <w:ind w:left="5760" w:hanging="360"/>
+      </w:pPr>
+      <w:rPr>
+        <w:rFonts w:ascii="Wingdings" w:hAnsi="Wingdings" w:hint="default"/>
+        <w:sz w:val="20"/>
+      </w:rPr>
+    </w:lvl>
+    <w:lvl w:ilvl="8" w:tentative="1">
+      <w:start w:val="1"/>
+      <w:numFmt w:val="bullet"/>
+      <w:lvlText w:val=""/>
+      <w:lvlJc w:val="left"/>
+      <w:pPr>
+        <w:tabs>
+          <w:tab w:val="num" w:pos="6480"/>
+        </w:tabs>
+        <w:ind w:left="6480" w:hanging="360"/>
+      </w:pPr>
+      <w:rPr>
+        <w:rFonts w:ascii="Wingdings" w:hAnsi="Wingdings" w:hint="default"/>
+        <w:sz w:val="20"/>
+      </w:rPr>
+    </w:lvl>
+  </w:abstractNum>
+  <w:num w:numId="1" w16cid:durableId="1778718133">
+    <w:abstractNumId w:val="0"/>
+  </w:num>
+</w:numbering>
 </file>
 
 <file path=word/styles.xml><?xml version="1.0" encoding="utf-8"?>
@@ -2366,6 +3610,7 @@
   <w:style w:type="character" w:default="1" w:styleId="Fontepargpadro">
     <w:name w:val="Default Paragraph Font"/>
     <w:uiPriority w:val="1"/>
+    <w:semiHidden/>
     <w:unhideWhenUsed/>
   </w:style>
   <w:style w:type="table" w:default="1" w:styleId="Tabelanormal">
@@ -2723,6 +3968,29 @@
     <w:uiPriority w:val="99"/>
     <w:rsid w:val="00022DA4"/>
   </w:style>
+  <w:style w:type="character" w:styleId="Hyperlink">
+    <w:name w:val="Hyperlink"/>
+    <w:basedOn w:val="Fontepargpadro"/>
+    <w:uiPriority w:val="99"/>
+    <w:unhideWhenUsed/>
+    <w:rsid w:val="008A69FB"/>
+    <w:rPr>
+      <w:color w:val="467886" w:themeColor="hyperlink"/>
+      <w:u w:val="single"/>
+    </w:rPr>
+  </w:style>
+  <w:style w:type="character" w:styleId="MenoPendente">
+    <w:name w:val="Unresolved Mention"/>
+    <w:basedOn w:val="Fontepargpadro"/>
+    <w:uiPriority w:val="99"/>
+    <w:semiHidden/>
+    <w:unhideWhenUsed/>
+    <w:rsid w:val="008A69FB"/>
+    <w:rPr>
+      <w:color w:val="605E5C"/>
+      <w:shd w:val="clear" w:color="auto" w:fill="E1DFDD"/>
+    </w:rPr>
+  </w:style>
 </w:styles>
 </file>
 
